--- a/Tố cáo/19-TC.docx
+++ b/Tố cáo/19-TC.docx
@@ -1,6 +1,6 @@
 
 <file path=word/document.xml><?xml version="1.0" encoding="utf-8"?>
-<w:document xmlns:wpc="http://schemas.microsoft.com/office/word/2010/wordprocessingCanvas" xmlns:cx="http://schemas.microsoft.com/office/drawing/2014/chartex" xmlns:cx1="http://schemas.microsoft.com/office/drawing/2015/9/8/chartex" xmlns:cx2="http://schemas.microsoft.com/office/drawing/2015/10/21/chartex" xmlns:cx3="http://schemas.microsoft.com/office/drawing/2016/5/9/chartex" xmlns:cx4="http://schemas.microsoft.com/office/drawing/2016/5/10/chartex" xmlns:cx5="http://schemas.microsoft.com/office/drawing/2016/5/11/chartex" xmlns:cx6="http://schemas.microsoft.com/office/drawing/2016/5/12/chartex" xmlns:cx7="http://schemas.microsoft.com/office/drawing/2016/5/13/chartex" xmlns:cx8="http://schemas.microsoft.com/office/drawing/2016/5/14/chartex" xmlns:mc="http://schemas.openxmlformats.org/markup-compatibility/2006" xmlns:aink="http://schemas.microsoft.com/office/drawing/2016/ink" xmlns:am3d="http://schemas.microsoft.com/office/drawing/2017/model3d" xmlns:o="urn:schemas-microsoft-com:office:office" xmlns:oel="http://schemas.microsoft.com/office/2019/extlst" xmlns:r="http://schemas.openxmlformats.org/officeDocument/2006/relationships" xmlns:m="http://schemas.openxmlformats.org/officeDocument/2006/math" xmlns:v="urn:schemas-microsoft-com:vml" xmlns:wp14="http://schemas.microsoft.com/office/word/2010/wordprocessingDrawing" xmlns:wp="http://schemas.openxmlformats.org/drawingml/2006/wordprocessingDrawing" xmlns:w10="urn:schemas-microsoft-com:office:word" xmlns:w="http://schemas.openxmlformats.org/wordprocessingml/2006/main" xmlns:w14="http://schemas.microsoft.com/office/word/2010/wordml" xmlns:w15="http://schemas.microsoft.com/office/word/2012/wordml" xmlns:w16cex="http://schemas.microsoft.com/office/word/2018/wordml/cex" xmlns:w16cid="http://schemas.microsoft.com/office/word/2016/wordml/cid" xmlns:w16="http://schemas.microsoft.com/office/word/2018/wordml" xmlns:w16sdtdh="http://schemas.microsoft.com/office/word/2020/wordml/sdtdatahash" xmlns:w16se="http://schemas.microsoft.com/office/word/2015/wordml/symex" xmlns:wpg="http://schemas.microsoft.com/office/word/2010/wordprocessingGroup" xmlns:wpi="http://schemas.microsoft.com/office/word/2010/wordprocessingInk" xmlns:wne="http://schemas.microsoft.com/office/word/2006/wordml" xmlns:wps="http://schemas.microsoft.com/office/word/2010/wordprocessingShape" mc:Ignorable="w14 w15 w16se w16cid w16 w16cex w16sdtdh wp14">
+<w:document xmlns:wpc="http://schemas.microsoft.com/office/word/2010/wordprocessingCanvas" xmlns:cx="http://schemas.microsoft.com/office/drawing/2014/chartex" xmlns:mc="http://schemas.openxmlformats.org/markup-compatibility/2006" xmlns:o="urn:schemas-microsoft-com:office:office" xmlns:r="http://schemas.openxmlformats.org/officeDocument/2006/relationships" xmlns:m="http://schemas.openxmlformats.org/officeDocument/2006/math" xmlns:v="urn:schemas-microsoft-com:vml" xmlns:wp14="http://schemas.microsoft.com/office/word/2010/wordprocessingDrawing" xmlns:wp="http://schemas.openxmlformats.org/drawingml/2006/wordprocessingDrawing" xmlns:w10="urn:schemas-microsoft-com:office:word" xmlns:w="http://schemas.openxmlformats.org/wordprocessingml/2006/main" xmlns:w14="http://schemas.microsoft.com/office/word/2010/wordml" xmlns:w15="http://schemas.microsoft.com/office/word/2012/wordml" xmlns:w16se="http://schemas.microsoft.com/office/word/2015/wordml/symex" xmlns:wpg="http://schemas.microsoft.com/office/word/2010/wordprocessingGroup" xmlns:wpi="http://schemas.microsoft.com/office/word/2010/wordprocessingInk" xmlns:wne="http://schemas.microsoft.com/office/word/2006/wordml" xmlns:wps="http://schemas.microsoft.com/office/word/2010/wordprocessingShape" mc:Ignorable="w14 w15 w16se wp14">
   <w:body>
     <w:p>
       <w:pPr>
@@ -45,25 +45,7 @@
                 <w:sz w:val="26"/>
                 <w:szCs w:val="26"/>
               </w:rPr>
-              <w:t>[[</w:t>
-            </w:r>
-            <w:proofErr w:type="spellStart"/>
-            <w:r>
-              <w:rPr>
-                <w:color w:val="000000"/>
-                <w:sz w:val="26"/>
-                <w:szCs w:val="26"/>
-              </w:rPr>
-              <w:t>DVChuQuan</w:t>
-            </w:r>
-            <w:proofErr w:type="spellEnd"/>
-            <w:r>
-              <w:rPr>
-                <w:color w:val="000000"/>
-                <w:sz w:val="26"/>
-                <w:szCs w:val="26"/>
-              </w:rPr>
-              <w:t>]]</w:t>
+              <w:t>[[DVChuQuan]]</w:t>
             </w:r>
           </w:p>
           <w:p>
@@ -82,25 +64,7 @@
                 <w:sz w:val="26"/>
                 <w:szCs w:val="26"/>
               </w:rPr>
-              <w:t>[[</w:t>
-            </w:r>
-            <w:proofErr w:type="spellStart"/>
-            <w:r>
-              <w:rPr>
-                <w:color w:val="000000"/>
-                <w:sz w:val="26"/>
-                <w:szCs w:val="26"/>
-              </w:rPr>
-              <w:t>DVThucHien</w:t>
-            </w:r>
-            <w:proofErr w:type="spellEnd"/>
-            <w:r>
-              <w:rPr>
-                <w:color w:val="000000"/>
-                <w:sz w:val="26"/>
-                <w:szCs w:val="26"/>
-              </w:rPr>
-              <w:t>]]</w:t>
+              <w:t>[[DVThucHien]]</w:t>
             </w:r>
           </w:p>
           <w:p>
@@ -181,7 +145,7 @@
                     </wp:anchor>
                   </w:drawing>
                 </mc:Choice>
-                <mc:Fallback>
+                <mc:Fallback xmlns:w16sdtdh="http://schemas.microsoft.com/office/word/2020/wordml/sdtdatahash" xmlns:w16="http://schemas.microsoft.com/office/word/2018/wordml" xmlns:w16cid="http://schemas.microsoft.com/office/word/2016/wordml/cid" xmlns:w16cex="http://schemas.microsoft.com/office/word/2018/wordml/cex" xmlns:oel="http://schemas.microsoft.com/office/2019/extlst" xmlns:am3d="http://schemas.microsoft.com/office/drawing/2017/model3d" xmlns:aink="http://schemas.microsoft.com/office/drawing/2016/ink" xmlns:cx8="http://schemas.microsoft.com/office/drawing/2016/5/14/chartex" xmlns:cx7="http://schemas.microsoft.com/office/drawing/2016/5/13/chartex" xmlns:cx6="http://schemas.microsoft.com/office/drawing/2016/5/12/chartex" xmlns:cx5="http://schemas.microsoft.com/office/drawing/2016/5/11/chartex" xmlns:cx4="http://schemas.microsoft.com/office/drawing/2016/5/10/chartex" xmlns:cx3="http://schemas.microsoft.com/office/drawing/2016/5/9/chartex" xmlns:cx2="http://schemas.microsoft.com/office/drawing/2015/10/21/chartex" xmlns:cx1="http://schemas.microsoft.com/office/drawing/2015/9/8/chartex">
                   <w:pict>
                     <v:line w14:anchorId="0011B1AB" id="Straight Connector 3" o:spid="_x0000_s1026" style="position:absolute;z-index:251660288;visibility:visible;mso-wrap-style:square;mso-width-percent:0;mso-height-percent:0;mso-wrap-distance-left:9pt;mso-wrap-distance-top:0;mso-wrap-distance-right:9pt;mso-wrap-distance-bottom:0;mso-position-horizontal:absolute;mso-position-horizontal-relative:text;mso-position-vertical:absolute;mso-position-vertical-relative:text;mso-width-percent:0;mso-height-percent:0;mso-width-relative:page;mso-height-relative:page" from="43.6pt,3.9pt" to="98.1pt,3.9pt" o:gfxdata="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"/>
                   </w:pict>
@@ -199,24 +163,16 @@
                 <w:vertAlign w:val="superscript"/>
               </w:rPr>
             </w:pPr>
-            <w:proofErr w:type="spellStart"/>
-            <w:r>
-              <w:rPr>
-                <w:color w:val="000000"/>
-                <w:sz w:val="26"/>
-                <w:szCs w:val="26"/>
-              </w:rPr>
-              <w:t>Số</w:t>
-            </w:r>
-            <w:proofErr w:type="spellEnd"/>
-            <w:r>
-              <w:rPr>
-                <w:color w:val="000000"/>
-                <w:sz w:val="26"/>
-                <w:szCs w:val="26"/>
-              </w:rPr>
-              <w:t xml:space="preserve">:      </w:t>
-            </w:r>
+            <w:r>
+              <w:rPr>
+                <w:color w:val="000000"/>
+                <w:sz w:val="26"/>
+                <w:szCs w:val="26"/>
+              </w:rPr>
+              <w:t>Số:</w:t>
+            </w:r>
+            <w:bookmarkStart w:id="0" w:name="_GoBack"/>
+            <w:bookmarkEnd w:id="0"/>
             <w:r>
               <w:rPr>
                 <w:color w:val="000000"/>
@@ -231,25 +187,7 @@
                 <w:sz w:val="26"/>
                 <w:szCs w:val="26"/>
               </w:rPr>
-              <w:t>[[</w:t>
-            </w:r>
-            <w:proofErr w:type="spellStart"/>
-            <w:r>
-              <w:rPr>
-                <w:color w:val="000000"/>
-                <w:sz w:val="26"/>
-                <w:szCs w:val="26"/>
-              </w:rPr>
-              <w:t>SoVB</w:t>
-            </w:r>
-            <w:proofErr w:type="spellEnd"/>
-            <w:r>
-              <w:rPr>
-                <w:color w:val="000000"/>
-                <w:sz w:val="26"/>
-                <w:szCs w:val="26"/>
-              </w:rPr>
-              <w:t>]]</w:t>
+              <w:t>[[SoVB]]</w:t>
             </w:r>
           </w:p>
           <w:p>
@@ -301,7 +239,6 @@
                 <w:szCs w:val="26"/>
               </w:rPr>
             </w:pPr>
-            <w:proofErr w:type="spellStart"/>
             <w:r>
               <w:rPr>
                 <w:b/>
@@ -310,97 +247,8 @@
                 <w:sz w:val="26"/>
                 <w:szCs w:val="26"/>
               </w:rPr>
-              <w:t>Độc</w:t>
-            </w:r>
-            <w:proofErr w:type="spellEnd"/>
-            <w:r>
-              <w:rPr>
-                <w:b/>
-                <w:bCs/>
-                <w:color w:val="000000"/>
-                <w:sz w:val="26"/>
-                <w:szCs w:val="26"/>
-              </w:rPr>
-              <w:t xml:space="preserve"> </w:t>
-            </w:r>
-            <w:proofErr w:type="spellStart"/>
-            <w:r>
-              <w:rPr>
-                <w:b/>
-                <w:bCs/>
-                <w:color w:val="000000"/>
-                <w:sz w:val="26"/>
-                <w:szCs w:val="26"/>
-              </w:rPr>
-              <w:t>lập</w:t>
-            </w:r>
-            <w:proofErr w:type="spellEnd"/>
-            <w:r>
-              <w:rPr>
-                <w:b/>
-                <w:bCs/>
-                <w:color w:val="000000"/>
-                <w:sz w:val="26"/>
-                <w:szCs w:val="26"/>
-              </w:rPr>
-              <w:t xml:space="preserve"> - </w:t>
-            </w:r>
-            <w:proofErr w:type="spellStart"/>
-            <w:r>
-              <w:rPr>
-                <w:b/>
-                <w:bCs/>
-                <w:color w:val="000000"/>
-                <w:sz w:val="26"/>
-                <w:szCs w:val="26"/>
-              </w:rPr>
-              <w:t>Tự</w:t>
-            </w:r>
-            <w:proofErr w:type="spellEnd"/>
-            <w:r>
-              <w:rPr>
-                <w:b/>
-                <w:bCs/>
-                <w:color w:val="000000"/>
-                <w:sz w:val="26"/>
-                <w:szCs w:val="26"/>
-              </w:rPr>
-              <w:t xml:space="preserve"> do - </w:t>
-            </w:r>
-            <w:proofErr w:type="spellStart"/>
-            <w:r>
-              <w:rPr>
-                <w:b/>
-                <w:bCs/>
-                <w:color w:val="000000"/>
-                <w:sz w:val="26"/>
-                <w:szCs w:val="26"/>
-              </w:rPr>
-              <w:t>Hạnh</w:t>
-            </w:r>
-            <w:proofErr w:type="spellEnd"/>
-            <w:r>
-              <w:rPr>
-                <w:b/>
-                <w:bCs/>
-                <w:color w:val="000000"/>
-                <w:sz w:val="26"/>
-                <w:szCs w:val="26"/>
-              </w:rPr>
-              <w:t xml:space="preserve"> </w:t>
-            </w:r>
-            <w:proofErr w:type="spellStart"/>
-            <w:r>
-              <w:rPr>
-                <w:b/>
-                <w:bCs/>
-                <w:color w:val="000000"/>
-                <w:sz w:val="26"/>
-                <w:szCs w:val="26"/>
-              </w:rPr>
-              <w:t>phúc</w:t>
-            </w:r>
-            <w:proofErr w:type="spellEnd"/>
+              <w:t>Độc lập - Tự do - Hạnh phúc</w:t>
+            </w:r>
           </w:p>
           <w:p>
             <w:pPr>
@@ -483,7 +331,7 @@
                     </wp:anchor>
                   </w:drawing>
                 </mc:Choice>
-                <mc:Fallback>
+                <mc:Fallback xmlns:w16sdtdh="http://schemas.microsoft.com/office/word/2020/wordml/sdtdatahash" xmlns:w16="http://schemas.microsoft.com/office/word/2018/wordml" xmlns:w16cid="http://schemas.microsoft.com/office/word/2016/wordml/cid" xmlns:w16cex="http://schemas.microsoft.com/office/word/2018/wordml/cex" xmlns:oel="http://schemas.microsoft.com/office/2019/extlst" xmlns:am3d="http://schemas.microsoft.com/office/drawing/2017/model3d" xmlns:aink="http://schemas.microsoft.com/office/drawing/2016/ink" xmlns:cx8="http://schemas.microsoft.com/office/drawing/2016/5/14/chartex" xmlns:cx7="http://schemas.microsoft.com/office/drawing/2016/5/13/chartex" xmlns:cx6="http://schemas.microsoft.com/office/drawing/2016/5/12/chartex" xmlns:cx5="http://schemas.microsoft.com/office/drawing/2016/5/11/chartex" xmlns:cx4="http://schemas.microsoft.com/office/drawing/2016/5/10/chartex" xmlns:cx3="http://schemas.microsoft.com/office/drawing/2016/5/9/chartex" xmlns:cx2="http://schemas.microsoft.com/office/drawing/2015/10/21/chartex" xmlns:cx1="http://schemas.microsoft.com/office/drawing/2015/9/8/chartex">
                   <w:pict>
                     <v:line w14:anchorId="3B52D973" id="Straight Connector 2" o:spid="_x0000_s1026" style="position:absolute;z-index:251661312;visibility:visible;mso-wrap-style:square;mso-width-percent:0;mso-height-percent:0;mso-wrap-distance-left:9pt;mso-wrap-distance-top:0;mso-wrap-distance-right:9pt;mso-wrap-distance-bottom:0;mso-position-horizontal:absolute;mso-position-horizontal-relative:text;mso-position-vertical:absolute;mso-position-vertical-relative:text;mso-width-percent:0;mso-height-percent:0;mso-width-relative:page;mso-height-relative:page" from="70.7pt,2.5pt" to="229.1pt,2.5pt" o:gfxdata="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"/>
                   </w:pict>
@@ -509,51 +357,7 @@
                 <w:sz w:val="26"/>
                 <w:szCs w:val="26"/>
               </w:rPr>
-              <w:t>[[</w:t>
-            </w:r>
-            <w:proofErr w:type="spellStart"/>
-            <w:r>
-              <w:rPr>
-                <w:i/>
-                <w:iCs/>
-                <w:color w:val="000000"/>
-                <w:sz w:val="26"/>
-                <w:szCs w:val="26"/>
-              </w:rPr>
-              <w:t>DiaChiCQ</w:t>
-            </w:r>
-            <w:proofErr w:type="spellEnd"/>
-            <w:r>
-              <w:rPr>
-                <w:i/>
-                <w:iCs/>
-                <w:color w:val="000000"/>
-                <w:sz w:val="26"/>
-                <w:szCs w:val="26"/>
-              </w:rPr>
-              <w:t>]], [[</w:t>
-            </w:r>
-            <w:proofErr w:type="spellStart"/>
-            <w:r>
-              <w:rPr>
-                <w:i/>
-                <w:iCs/>
-                <w:color w:val="000000"/>
-                <w:sz w:val="26"/>
-                <w:szCs w:val="26"/>
-              </w:rPr>
-              <w:t>NgayHienTai</w:t>
-            </w:r>
-            <w:proofErr w:type="spellEnd"/>
-            <w:r>
-              <w:rPr>
-                <w:i/>
-                <w:iCs/>
-                <w:color w:val="000000"/>
-                <w:sz w:val="26"/>
-                <w:szCs w:val="26"/>
-              </w:rPr>
-              <w:t>]]</w:t>
+              <w:t>[[DiaChiCQ]], [[NgayHienTai]]</w:t>
             </w:r>
           </w:p>
         </w:tc>
@@ -592,81 +396,8 @@
           <w:b/>
           <w:color w:val="000000"/>
         </w:rPr>
-        <w:t xml:space="preserve">Gia </w:t>
-      </w:r>
-      <w:proofErr w:type="spellStart"/>
-      <w:r>
-        <w:rPr>
-          <w:b/>
-          <w:color w:val="000000"/>
-        </w:rPr>
-        <w:t>hạn</w:t>
-      </w:r>
-      <w:proofErr w:type="spellEnd"/>
-      <w:r>
-        <w:rPr>
-          <w:b/>
-          <w:color w:val="000000"/>
-        </w:rPr>
-        <w:t xml:space="preserve"> </w:t>
-      </w:r>
-      <w:proofErr w:type="spellStart"/>
-      <w:r>
-        <w:rPr>
-          <w:b/>
-          <w:color w:val="000000"/>
-        </w:rPr>
-        <w:t>giải</w:t>
-      </w:r>
-      <w:proofErr w:type="spellEnd"/>
-      <w:r>
-        <w:rPr>
-          <w:b/>
-          <w:color w:val="000000"/>
-        </w:rPr>
-        <w:t xml:space="preserve"> </w:t>
-      </w:r>
-      <w:proofErr w:type="spellStart"/>
-      <w:r>
-        <w:rPr>
-          <w:b/>
-          <w:color w:val="000000"/>
-        </w:rPr>
-        <w:t>quyết</w:t>
-      </w:r>
-      <w:proofErr w:type="spellEnd"/>
-      <w:r>
-        <w:rPr>
-          <w:b/>
-          <w:color w:val="000000"/>
-        </w:rPr>
-        <w:t xml:space="preserve"> </w:t>
-      </w:r>
-      <w:proofErr w:type="spellStart"/>
-      <w:r>
-        <w:rPr>
-          <w:b/>
-          <w:color w:val="000000"/>
-        </w:rPr>
-        <w:t>tố</w:t>
-      </w:r>
-      <w:proofErr w:type="spellEnd"/>
-      <w:r>
-        <w:rPr>
-          <w:b/>
-          <w:color w:val="000000"/>
-        </w:rPr>
-        <w:t xml:space="preserve"> </w:t>
-      </w:r>
-      <w:proofErr w:type="spellStart"/>
-      <w:r>
-        <w:rPr>
-          <w:b/>
-          <w:color w:val="000000"/>
-        </w:rPr>
-        <w:t>cáo</w:t>
-      </w:r>
-      <w:proofErr w:type="spellEnd"/>
+        <w:t>Gia hạn giải quyết tố cáo</w:t>
+      </w:r>
     </w:p>
     <w:p>
       <w:pPr>
@@ -752,7 +483,7 @@
               </wp:anchor>
             </w:drawing>
           </mc:Choice>
-          <mc:Fallback>
+          <mc:Fallback xmlns:w16sdtdh="http://schemas.microsoft.com/office/word/2020/wordml/sdtdatahash" xmlns:w16="http://schemas.microsoft.com/office/word/2018/wordml" xmlns:w16cid="http://schemas.microsoft.com/office/word/2016/wordml/cid" xmlns:w16cex="http://schemas.microsoft.com/office/word/2018/wordml/cex" xmlns:oel="http://schemas.microsoft.com/office/2019/extlst" xmlns:am3d="http://schemas.microsoft.com/office/drawing/2017/model3d" xmlns:aink="http://schemas.microsoft.com/office/drawing/2016/ink" xmlns:cx8="http://schemas.microsoft.com/office/drawing/2016/5/14/chartex" xmlns:cx7="http://schemas.microsoft.com/office/drawing/2016/5/13/chartex" xmlns:cx6="http://schemas.microsoft.com/office/drawing/2016/5/12/chartex" xmlns:cx5="http://schemas.microsoft.com/office/drawing/2016/5/11/chartex" xmlns:cx4="http://schemas.microsoft.com/office/drawing/2016/5/10/chartex" xmlns:cx3="http://schemas.microsoft.com/office/drawing/2016/5/9/chartex" xmlns:cx2="http://schemas.microsoft.com/office/drawing/2015/10/21/chartex" xmlns:cx1="http://schemas.microsoft.com/office/drawing/2015/9/8/chartex">
             <w:pict>
               <v:line w14:anchorId="448596D2" id="Straight Connector 1" o:spid="_x0000_s1026" style="position:absolute;z-index:251659264;visibility:visible;mso-wrap-style:square;mso-width-percent:0;mso-height-percent:0;mso-wrap-distance-left:9pt;mso-wrap-distance-top:0;mso-wrap-distance-right:9pt;mso-wrap-distance-bottom:0;mso-position-horizontal:absolute;mso-position-horizontal-relative:text;mso-position-vertical:absolute;mso-position-vertical-relative:text;mso-width-percent:0;mso-height-percent:0;mso-width-relative:page;mso-height-relative:page" from="199.7pt,3.15pt" to="253.7pt,3.15pt" o:gfxdata="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"/>
             </w:pict>
@@ -771,23 +502,7 @@
           <w:i/>
           <w:color w:val="000000"/>
         </w:rPr>
-        <w:t>[[</w:t>
-      </w:r>
-      <w:proofErr w:type="spellStart"/>
-      <w:r>
-        <w:rPr>
-          <w:i/>
-          <w:color w:val="000000"/>
-        </w:rPr>
-        <w:t>ChucDanh</w:t>
-      </w:r>
-      <w:proofErr w:type="spellEnd"/>
-      <w:r>
-        <w:rPr>
-          <w:i/>
-          <w:color w:val="000000"/>
-        </w:rPr>
-        <w:t>]]</w:t>
+        <w:t>[[ChucDanh]]</w:t>
       </w:r>
     </w:p>
     <w:p>
@@ -799,89 +514,11 @@
           <w:color w:val="000000"/>
         </w:rPr>
       </w:pPr>
-      <w:proofErr w:type="spellStart"/>
-      <w:r>
-        <w:rPr>
-          <w:color w:val="000000"/>
-        </w:rPr>
-        <w:t>Căn</w:t>
-      </w:r>
-      <w:proofErr w:type="spellEnd"/>
-      <w:r>
-        <w:rPr>
-          <w:color w:val="000000"/>
-        </w:rPr>
-        <w:t xml:space="preserve"> </w:t>
-      </w:r>
-      <w:proofErr w:type="spellStart"/>
-      <w:r>
-        <w:rPr>
-          <w:color w:val="000000"/>
-        </w:rPr>
-        <w:t>cứ</w:t>
-      </w:r>
-      <w:proofErr w:type="spellEnd"/>
-      <w:r>
-        <w:rPr>
-          <w:color w:val="000000"/>
-        </w:rPr>
-        <w:t xml:space="preserve"> </w:t>
-      </w:r>
-      <w:proofErr w:type="spellStart"/>
-      <w:r>
-        <w:rPr>
-          <w:color w:val="000000"/>
-        </w:rPr>
-        <w:t>Luật</w:t>
-      </w:r>
-      <w:proofErr w:type="spellEnd"/>
-      <w:r>
-        <w:rPr>
-          <w:color w:val="000000"/>
-        </w:rPr>
-        <w:t xml:space="preserve"> </w:t>
-      </w:r>
-      <w:proofErr w:type="spellStart"/>
-      <w:r>
-        <w:rPr>
-          <w:color w:val="000000"/>
-        </w:rPr>
-        <w:t>tố</w:t>
-      </w:r>
-      <w:proofErr w:type="spellEnd"/>
-      <w:r>
-        <w:rPr>
-          <w:color w:val="000000"/>
-        </w:rPr>
-        <w:t xml:space="preserve"> </w:t>
-      </w:r>
-      <w:proofErr w:type="spellStart"/>
-      <w:r>
-        <w:rPr>
-          <w:color w:val="000000"/>
-        </w:rPr>
-        <w:t>cáo</w:t>
-      </w:r>
-      <w:proofErr w:type="spellEnd"/>
-      <w:r>
-        <w:rPr>
-          <w:color w:val="000000"/>
-        </w:rPr>
-        <w:t xml:space="preserve"> </w:t>
-      </w:r>
-      <w:proofErr w:type="spellStart"/>
-      <w:r>
-        <w:rPr>
-          <w:color w:val="000000"/>
-        </w:rPr>
-        <w:t>ngày</w:t>
-      </w:r>
-      <w:proofErr w:type="spellEnd"/>
-      <w:r>
-        <w:rPr>
-          <w:color w:val="000000"/>
-        </w:rPr>
-        <w:t xml:space="preserve"> 12/6/2018;</w:t>
+      <w:r>
+        <w:rPr>
+          <w:color w:val="000000"/>
+        </w:rPr>
+        <w:t>Căn cứ Luật tố cáo ngày 12/6/2018;</w:t>
       </w:r>
     </w:p>
     <w:p>
@@ -893,33 +530,11 @@
           <w:color w:val="000000"/>
         </w:rPr>
       </w:pPr>
-      <w:proofErr w:type="spellStart"/>
-      <w:r>
-        <w:rPr>
-          <w:color w:val="000000"/>
-        </w:rPr>
-        <w:t>Căn</w:t>
-      </w:r>
-      <w:proofErr w:type="spellEnd"/>
-      <w:r>
-        <w:rPr>
-          <w:color w:val="000000"/>
-        </w:rPr>
-        <w:t xml:space="preserve"> </w:t>
-      </w:r>
-      <w:proofErr w:type="spellStart"/>
-      <w:r>
-        <w:rPr>
-          <w:color w:val="000000"/>
-        </w:rPr>
-        <w:t>cứ</w:t>
-      </w:r>
-      <w:proofErr w:type="spellEnd"/>
-      <w:r>
-        <w:rPr>
-          <w:color w:val="000000"/>
-        </w:rPr>
-        <w:t xml:space="preserve"> </w:t>
+      <w:r>
+        <w:rPr>
+          <w:color w:val="000000"/>
+        </w:rPr>
+        <w:t xml:space="preserve">Căn cứ </w:t>
       </w:r>
       <w:r>
         <w:rPr>
@@ -1017,53 +632,17 @@
           <w:color w:val="000000"/>
         </w:rPr>
       </w:pPr>
-      <w:proofErr w:type="spellStart"/>
-      <w:r>
-        <w:rPr>
-          <w:color w:val="000000"/>
-        </w:rPr>
-        <w:t>Căn</w:t>
-      </w:r>
-      <w:proofErr w:type="spellEnd"/>
-      <w:r>
-        <w:rPr>
-          <w:color w:val="000000"/>
-        </w:rPr>
-        <w:t xml:space="preserve"> </w:t>
-      </w:r>
-      <w:proofErr w:type="spellStart"/>
-      <w:r>
-        <w:rPr>
-          <w:color w:val="000000"/>
-        </w:rPr>
-        <w:t>cứ</w:t>
-      </w:r>
-      <w:proofErr w:type="spellEnd"/>
-      <w:r>
-        <w:rPr>
-          <w:color w:val="000000"/>
-        </w:rPr>
-        <w:t xml:space="preserve"> </w:t>
-      </w:r>
-      <w:r>
-        <w:rPr>
-          <w:color w:val="000000"/>
-        </w:rPr>
-        <w:t>[[</w:t>
-      </w:r>
-      <w:proofErr w:type="spellStart"/>
-      <w:r>
-        <w:rPr>
-          <w:color w:val="000000"/>
-        </w:rPr>
-        <w:t>VBQuyPham</w:t>
-      </w:r>
-      <w:proofErr w:type="spellEnd"/>
-      <w:r>
-        <w:rPr>
-          <w:color w:val="000000"/>
-        </w:rPr>
-        <w:t>]]</w:t>
+      <w:r>
+        <w:rPr>
+          <w:color w:val="000000"/>
+        </w:rPr>
+        <w:t xml:space="preserve">Căn cứ </w:t>
+      </w:r>
+      <w:r>
+        <w:rPr>
+          <w:color w:val="000000"/>
+        </w:rPr>
+        <w:t>[[VBQuyPham]]</w:t>
       </w:r>
       <w:r>
         <w:rPr>
@@ -1085,63 +664,13 @@
         <w:rPr>
           <w:color w:val="000000"/>
         </w:rPr>
-        <w:t xml:space="preserve">Theo </w:t>
-      </w:r>
-      <w:proofErr w:type="spellStart"/>
-      <w:r>
-        <w:rPr>
-          <w:color w:val="000000"/>
-        </w:rPr>
-        <w:t>đề</w:t>
-      </w:r>
-      <w:proofErr w:type="spellEnd"/>
-      <w:r>
-        <w:rPr>
-          <w:color w:val="000000"/>
-        </w:rPr>
-        <w:t xml:space="preserve"> </w:t>
-      </w:r>
-      <w:proofErr w:type="spellStart"/>
-      <w:r>
-        <w:rPr>
-          <w:color w:val="000000"/>
-        </w:rPr>
-        <w:t>nghị</w:t>
-      </w:r>
-      <w:proofErr w:type="spellEnd"/>
-      <w:r>
-        <w:rPr>
-          <w:color w:val="000000"/>
-        </w:rPr>
-        <w:t xml:space="preserve"> </w:t>
-      </w:r>
-      <w:proofErr w:type="spellStart"/>
-      <w:r>
-        <w:rPr>
-          <w:color w:val="000000"/>
-        </w:rPr>
-        <w:t>của</w:t>
-      </w:r>
-      <w:proofErr w:type="spellEnd"/>
-      <w:r>
-        <w:rPr>
-          <w:color w:val="000000"/>
-        </w:rPr>
-        <w:t>[[</w:t>
-      </w:r>
-      <w:proofErr w:type="spellStart"/>
-      <w:r>
-        <w:rPr>
-          <w:color w:val="000000"/>
-        </w:rPr>
-        <w:t>NguoiDeNghiGiaHan</w:t>
-      </w:r>
-      <w:proofErr w:type="spellEnd"/>
-      <w:r>
-        <w:rPr>
-          <w:color w:val="000000"/>
-        </w:rPr>
-        <w:t>]]</w:t>
+        <w:t>Theo đề nghị của</w:t>
+      </w:r>
+      <w:r>
+        <w:rPr>
+          <w:color w:val="000000"/>
+        </w:rPr>
+        <w:t>[[NguoiDeNghiGiaHan]]</w:t>
       </w:r>
       <w:r>
         <w:rPr>
@@ -1180,305 +709,43 @@
           <w:color w:val="000000"/>
         </w:rPr>
       </w:pPr>
-      <w:proofErr w:type="spellStart"/>
       <w:r>
         <w:rPr>
           <w:b/>
           <w:bCs/>
           <w:color w:val="000000"/>
         </w:rPr>
-        <w:t>Điều</w:t>
-      </w:r>
-      <w:proofErr w:type="spellEnd"/>
-      <w:r>
-        <w:rPr>
-          <w:b/>
-          <w:bCs/>
-          <w:color w:val="000000"/>
-        </w:rPr>
-        <w:t xml:space="preserve"> 1. </w:t>
-      </w:r>
-      <w:r>
-        <w:rPr>
-          <w:color w:val="000000"/>
-        </w:rPr>
-        <w:t xml:space="preserve">Gia </w:t>
-      </w:r>
-      <w:proofErr w:type="spellStart"/>
-      <w:r>
-        <w:rPr>
-          <w:color w:val="000000"/>
-        </w:rPr>
-        <w:t>hạn</w:t>
-      </w:r>
-      <w:proofErr w:type="spellEnd"/>
-      <w:r>
-        <w:rPr>
-          <w:color w:val="000000"/>
-        </w:rPr>
-        <w:t xml:space="preserve"> </w:t>
-      </w:r>
-      <w:proofErr w:type="spellStart"/>
-      <w:r>
-        <w:rPr>
-          <w:color w:val="000000"/>
-        </w:rPr>
-        <w:t>giải</w:t>
-      </w:r>
-      <w:proofErr w:type="spellEnd"/>
-      <w:r>
-        <w:rPr>
-          <w:color w:val="000000"/>
-        </w:rPr>
-        <w:t xml:space="preserve"> </w:t>
-      </w:r>
-      <w:proofErr w:type="spellStart"/>
-      <w:r>
-        <w:rPr>
-          <w:color w:val="000000"/>
-        </w:rPr>
-        <w:t>quyết</w:t>
-      </w:r>
-      <w:proofErr w:type="spellEnd"/>
-      <w:r>
-        <w:rPr>
-          <w:color w:val="000000"/>
-        </w:rPr>
-        <w:t xml:space="preserve"> </w:t>
-      </w:r>
-      <w:proofErr w:type="spellStart"/>
-      <w:r>
-        <w:rPr>
-          <w:color w:val="000000"/>
-        </w:rPr>
-        <w:t>tố</w:t>
-      </w:r>
-      <w:proofErr w:type="spellEnd"/>
-      <w:r>
-        <w:rPr>
-          <w:color w:val="000000"/>
-        </w:rPr>
-        <w:t xml:space="preserve"> </w:t>
-      </w:r>
-      <w:proofErr w:type="spellStart"/>
-      <w:r>
-        <w:rPr>
-          <w:color w:val="000000"/>
-        </w:rPr>
-        <w:t>cáo</w:t>
-      </w:r>
-      <w:proofErr w:type="spellEnd"/>
-      <w:r>
-        <w:rPr>
-          <w:color w:val="000000"/>
-        </w:rPr>
-        <w:t xml:space="preserve"> </w:t>
-      </w:r>
-      <w:proofErr w:type="spellStart"/>
-      <w:r>
-        <w:rPr>
-          <w:color w:val="000000"/>
-        </w:rPr>
-        <w:t>đối</w:t>
-      </w:r>
-      <w:proofErr w:type="spellEnd"/>
-      <w:r>
-        <w:rPr>
-          <w:color w:val="000000"/>
-        </w:rPr>
-        <w:t xml:space="preserve"> </w:t>
-      </w:r>
-      <w:proofErr w:type="spellStart"/>
-      <w:r>
-        <w:rPr>
-          <w:color w:val="000000"/>
-        </w:rPr>
-        <w:t>với</w:t>
-      </w:r>
-      <w:proofErr w:type="spellEnd"/>
-      <w:r>
-        <w:rPr>
-          <w:color w:val="000000"/>
-        </w:rPr>
-        <w:t xml:space="preserve"> </w:t>
-      </w:r>
-      <w:r>
-        <w:rPr>
-          <w:color w:val="000000"/>
-        </w:rPr>
-        <w:t>[[</w:t>
-      </w:r>
-      <w:proofErr w:type="spellStart"/>
-      <w:r>
-        <w:rPr>
-          <w:color w:val="000000"/>
-        </w:rPr>
-        <w:t>TenCQ</w:t>
-      </w:r>
-      <w:proofErr w:type="spellEnd"/>
-      <w:r>
-        <w:rPr>
-          <w:color w:val="000000"/>
-        </w:rPr>
-        <w:t>]]</w:t>
-      </w:r>
-      <w:r>
-        <w:rPr>
-          <w:color w:val="000000"/>
-        </w:rPr>
-        <w:t xml:space="preserve">  </w:t>
-      </w:r>
-      <w:proofErr w:type="spellStart"/>
-      <w:r>
-        <w:rPr>
-          <w:color w:val="000000"/>
-        </w:rPr>
-        <w:t>về</w:t>
-      </w:r>
-      <w:proofErr w:type="spellEnd"/>
-      <w:r>
-        <w:rPr>
-          <w:color w:val="000000"/>
-        </w:rPr>
-        <w:t xml:space="preserve"> </w:t>
-      </w:r>
-      <w:proofErr w:type="spellStart"/>
-      <w:r>
-        <w:rPr>
-          <w:color w:val="000000"/>
-        </w:rPr>
-        <w:t>việc</w:t>
-      </w:r>
-      <w:proofErr w:type="spellEnd"/>
-      <w:r>
-        <w:rPr>
-          <w:color w:val="000000"/>
-        </w:rPr>
-        <w:t xml:space="preserve"> </w:t>
-      </w:r>
-      <w:r>
-        <w:rPr>
-          <w:color w:val="000000"/>
-        </w:rPr>
-        <w:t>[[</w:t>
-      </w:r>
-      <w:proofErr w:type="spellStart"/>
-      <w:r>
-        <w:rPr>
-          <w:color w:val="000000"/>
-        </w:rPr>
-        <w:t>TomTat</w:t>
-      </w:r>
-      <w:proofErr w:type="spellEnd"/>
-      <w:r>
-        <w:rPr>
-          <w:color w:val="000000"/>
-        </w:rPr>
-        <w:t>]]</w:t>
-      </w:r>
-      <w:r>
-        <w:rPr>
-          <w:color w:val="000000"/>
-        </w:rPr>
-        <w:t xml:space="preserve"> </w:t>
-      </w:r>
-      <w:proofErr w:type="spellStart"/>
-      <w:r>
-        <w:rPr>
-          <w:color w:val="000000"/>
-        </w:rPr>
-        <w:t>đã</w:t>
-      </w:r>
-      <w:proofErr w:type="spellEnd"/>
-      <w:r>
-        <w:rPr>
-          <w:color w:val="000000"/>
-        </w:rPr>
-        <w:t xml:space="preserve"> </w:t>
-      </w:r>
-      <w:proofErr w:type="spellStart"/>
-      <w:r>
-        <w:rPr>
-          <w:color w:val="000000"/>
-        </w:rPr>
-        <w:t>được</w:t>
-      </w:r>
-      <w:proofErr w:type="spellEnd"/>
-      <w:r>
-        <w:rPr>
-          <w:color w:val="000000"/>
-        </w:rPr>
-        <w:t xml:space="preserve"> </w:t>
-      </w:r>
-      <w:proofErr w:type="spellStart"/>
-      <w:r>
-        <w:rPr>
-          <w:color w:val="000000"/>
-        </w:rPr>
-        <w:t>thụ</w:t>
-      </w:r>
-      <w:proofErr w:type="spellEnd"/>
-      <w:r>
-        <w:rPr>
-          <w:color w:val="000000"/>
-        </w:rPr>
-        <w:t xml:space="preserve"> </w:t>
-      </w:r>
-      <w:proofErr w:type="spellStart"/>
-      <w:r>
-        <w:rPr>
-          <w:color w:val="000000"/>
-        </w:rPr>
-        <w:t>lý</w:t>
-      </w:r>
-      <w:proofErr w:type="spellEnd"/>
-      <w:r>
-        <w:rPr>
-          <w:color w:val="000000"/>
-        </w:rPr>
-        <w:t xml:space="preserve"> </w:t>
-      </w:r>
-      <w:proofErr w:type="spellStart"/>
-      <w:r>
-        <w:rPr>
-          <w:color w:val="000000"/>
-        </w:rPr>
-        <w:t>tại</w:t>
-      </w:r>
-      <w:proofErr w:type="spellEnd"/>
-      <w:r>
-        <w:rPr>
-          <w:color w:val="000000"/>
-        </w:rPr>
-        <w:t xml:space="preserve"> </w:t>
-      </w:r>
-      <w:proofErr w:type="spellStart"/>
-      <w:r>
-        <w:rPr>
-          <w:color w:val="000000"/>
-        </w:rPr>
-        <w:t>Quyết</w:t>
-      </w:r>
-      <w:proofErr w:type="spellEnd"/>
-      <w:r>
-        <w:rPr>
-          <w:color w:val="000000"/>
-        </w:rPr>
-        <w:t xml:space="preserve"> </w:t>
-      </w:r>
-      <w:proofErr w:type="spellStart"/>
-      <w:r>
-        <w:rPr>
-          <w:color w:val="000000"/>
-        </w:rPr>
-        <w:t>định</w:t>
-      </w:r>
-      <w:proofErr w:type="spellEnd"/>
-      <w:r>
-        <w:rPr>
-          <w:color w:val="000000"/>
-        </w:rPr>
-        <w:t xml:space="preserve"> </w:t>
+        <w:t xml:space="preserve">Điều 1. </w:t>
+      </w:r>
+      <w:r>
+        <w:rPr>
+          <w:color w:val="000000"/>
+        </w:rPr>
+        <w:t xml:space="preserve">Gia hạn giải quyết tố cáo đối với </w:t>
+      </w:r>
+      <w:r>
+        <w:rPr>
+          <w:color w:val="000000"/>
+        </w:rPr>
+        <w:t>[[TenCQ]]</w:t>
+      </w:r>
+      <w:r>
+        <w:rPr>
+          <w:color w:val="000000"/>
+        </w:rPr>
+        <w:t xml:space="preserve">  về việc </w:t>
+      </w:r>
+      <w:r>
+        <w:rPr>
+          <w:color w:val="000000"/>
+        </w:rPr>
+        <w:t>[[TomTat]]</w:t>
+      </w:r>
+      <w:r>
+        <w:rPr>
+          <w:color w:val="000000"/>
+        </w:rPr>
+        <w:t xml:space="preserve"> đã được thụ lý tại Quyết định </w:t>
       </w:r>
       <w:r>
         <w:rPr>
@@ -1506,255 +773,37 @@
           <w:szCs w:val="28"/>
         </w:rPr>
       </w:pPr>
-      <w:proofErr w:type="spellStart"/>
       <w:r>
         <w:rPr>
           <w:color w:val="000000"/>
           <w:sz w:val="28"/>
           <w:szCs w:val="28"/>
         </w:rPr>
-        <w:t>Thời</w:t>
-      </w:r>
-      <w:proofErr w:type="spellEnd"/>
+        <w:t>Thời gian gia hạn là</w:t>
+      </w:r>
       <w:r>
         <w:rPr>
           <w:color w:val="000000"/>
           <w:sz w:val="28"/>
           <w:szCs w:val="28"/>
         </w:rPr>
-        <w:t xml:space="preserve"> </w:t>
-      </w:r>
-      <w:proofErr w:type="spellStart"/>
+        <w:t>[[ThoiGian]]</w:t>
+      </w:r>
       <w:r>
         <w:rPr>
           <w:color w:val="000000"/>
           <w:sz w:val="28"/>
           <w:szCs w:val="28"/>
         </w:rPr>
-        <w:t>gian</w:t>
-      </w:r>
-      <w:proofErr w:type="spellEnd"/>
+        <w:t xml:space="preserve"> ngày làm việc, kể từ ngày </w:t>
+      </w:r>
       <w:r>
         <w:rPr>
           <w:color w:val="000000"/>
           <w:sz w:val="28"/>
           <w:szCs w:val="28"/>
         </w:rPr>
-        <w:t xml:space="preserve"> </w:t>
-      </w:r>
-      <w:proofErr w:type="spellStart"/>
-      <w:r>
-        <w:rPr>
-          <w:color w:val="000000"/>
-          <w:sz w:val="28"/>
-          <w:szCs w:val="28"/>
-        </w:rPr>
-        <w:t>gia</w:t>
-      </w:r>
-      <w:proofErr w:type="spellEnd"/>
-      <w:r>
-        <w:rPr>
-          <w:color w:val="000000"/>
-          <w:sz w:val="28"/>
-          <w:szCs w:val="28"/>
-        </w:rPr>
-        <w:t xml:space="preserve"> </w:t>
-      </w:r>
-      <w:proofErr w:type="spellStart"/>
-      <w:r>
-        <w:rPr>
-          <w:color w:val="000000"/>
-          <w:sz w:val="28"/>
-          <w:szCs w:val="28"/>
-        </w:rPr>
-        <w:t>hạn</w:t>
-      </w:r>
-      <w:proofErr w:type="spellEnd"/>
-      <w:r>
-        <w:rPr>
-          <w:color w:val="000000"/>
-          <w:sz w:val="28"/>
-          <w:szCs w:val="28"/>
-        </w:rPr>
-        <w:t xml:space="preserve"> </w:t>
-      </w:r>
-      <w:proofErr w:type="spellStart"/>
-      <w:r>
-        <w:rPr>
-          <w:color w:val="000000"/>
-          <w:sz w:val="28"/>
-          <w:szCs w:val="28"/>
-        </w:rPr>
-        <w:t>là</w:t>
-      </w:r>
-      <w:proofErr w:type="spellEnd"/>
-      <w:r>
-        <w:rPr>
-          <w:color w:val="000000"/>
-          <w:sz w:val="28"/>
-          <w:szCs w:val="28"/>
-        </w:rPr>
-        <w:t>[[</w:t>
-      </w:r>
-      <w:proofErr w:type="spellStart"/>
-      <w:r>
-        <w:rPr>
-          <w:color w:val="000000"/>
-          <w:sz w:val="28"/>
-          <w:szCs w:val="28"/>
-        </w:rPr>
-        <w:t>ThoiGian</w:t>
-      </w:r>
-      <w:proofErr w:type="spellEnd"/>
-      <w:r>
-        <w:rPr>
-          <w:color w:val="000000"/>
-          <w:sz w:val="28"/>
-          <w:szCs w:val="28"/>
-        </w:rPr>
-        <w:t>]]</w:t>
-      </w:r>
-      <w:r>
-        <w:rPr>
-          <w:color w:val="000000"/>
-          <w:sz w:val="28"/>
-          <w:szCs w:val="28"/>
-        </w:rPr>
-        <w:t xml:space="preserve"> </w:t>
-      </w:r>
-      <w:proofErr w:type="spellStart"/>
-      <w:r>
-        <w:rPr>
-          <w:color w:val="000000"/>
-          <w:sz w:val="28"/>
-          <w:szCs w:val="28"/>
-        </w:rPr>
-        <w:t>ngày</w:t>
-      </w:r>
-      <w:proofErr w:type="spellEnd"/>
-      <w:r>
-        <w:rPr>
-          <w:color w:val="000000"/>
-          <w:sz w:val="28"/>
-          <w:szCs w:val="28"/>
-        </w:rPr>
-        <w:t xml:space="preserve"> </w:t>
-      </w:r>
-      <w:proofErr w:type="spellStart"/>
-      <w:r>
-        <w:rPr>
-          <w:color w:val="000000"/>
-          <w:sz w:val="28"/>
-          <w:szCs w:val="28"/>
-        </w:rPr>
-        <w:t>làm</w:t>
-      </w:r>
-      <w:proofErr w:type="spellEnd"/>
-      <w:r>
-        <w:rPr>
-          <w:color w:val="000000"/>
-          <w:sz w:val="28"/>
-          <w:szCs w:val="28"/>
-        </w:rPr>
-        <w:t xml:space="preserve"> </w:t>
-      </w:r>
-      <w:proofErr w:type="spellStart"/>
-      <w:r>
-        <w:rPr>
-          <w:color w:val="000000"/>
-          <w:sz w:val="28"/>
-          <w:szCs w:val="28"/>
-        </w:rPr>
-        <w:t>việc</w:t>
-      </w:r>
-      <w:proofErr w:type="spellEnd"/>
-      <w:r>
-        <w:rPr>
-          <w:color w:val="000000"/>
-          <w:sz w:val="28"/>
-          <w:szCs w:val="28"/>
-        </w:rPr>
-        <w:t xml:space="preserve">, </w:t>
-      </w:r>
-      <w:proofErr w:type="spellStart"/>
-      <w:r>
-        <w:rPr>
-          <w:color w:val="000000"/>
-          <w:sz w:val="28"/>
-          <w:szCs w:val="28"/>
-        </w:rPr>
-        <w:t>kể</w:t>
-      </w:r>
-      <w:proofErr w:type="spellEnd"/>
-      <w:r>
-        <w:rPr>
-          <w:color w:val="000000"/>
-          <w:sz w:val="28"/>
-          <w:szCs w:val="28"/>
-        </w:rPr>
-        <w:t xml:space="preserve"> </w:t>
-      </w:r>
-      <w:proofErr w:type="spellStart"/>
-      <w:r>
-        <w:rPr>
-          <w:color w:val="000000"/>
-          <w:sz w:val="28"/>
-          <w:szCs w:val="28"/>
-        </w:rPr>
-        <w:t>từ</w:t>
-      </w:r>
-      <w:proofErr w:type="spellEnd"/>
-      <w:r>
-        <w:rPr>
-          <w:color w:val="000000"/>
-          <w:sz w:val="28"/>
-          <w:szCs w:val="28"/>
-        </w:rPr>
-        <w:t xml:space="preserve"> </w:t>
-      </w:r>
-      <w:proofErr w:type="spellStart"/>
-      <w:r>
-        <w:rPr>
-          <w:color w:val="000000"/>
-          <w:sz w:val="28"/>
-          <w:szCs w:val="28"/>
-        </w:rPr>
-        <w:t>ngày</w:t>
-      </w:r>
-      <w:proofErr w:type="spellEnd"/>
-      <w:r>
-        <w:rPr>
-          <w:color w:val="000000"/>
-          <w:sz w:val="28"/>
-          <w:szCs w:val="28"/>
-        </w:rPr>
-        <w:t xml:space="preserve"> </w:t>
-      </w:r>
-      <w:r>
-        <w:rPr>
-          <w:color w:val="000000"/>
-          <w:sz w:val="28"/>
-          <w:szCs w:val="28"/>
-        </w:rPr>
-        <w:t>[[</w:t>
-      </w:r>
-      <w:proofErr w:type="spellStart"/>
-      <w:r>
-        <w:rPr>
-          <w:color w:val="000000"/>
-          <w:sz w:val="28"/>
-          <w:szCs w:val="28"/>
-        </w:rPr>
-        <w:t>NgayHetHan</w:t>
-      </w:r>
-      <w:proofErr w:type="spellEnd"/>
-      <w:r>
-        <w:rPr>
-          <w:color w:val="000000"/>
-          <w:sz w:val="28"/>
-          <w:szCs w:val="28"/>
-        </w:rPr>
-        <w:t>]]</w:t>
+        <w:t>[[NgayHetHan]]</w:t>
       </w:r>
       <w:r>
         <w:rPr>
@@ -1776,7 +825,6 @@
           <w:szCs w:val="28"/>
         </w:rPr>
       </w:pPr>
-      <w:proofErr w:type="spellStart"/>
       <w:r>
         <w:rPr>
           <w:b/>
@@ -1785,18 +833,15 @@
           <w:sz w:val="28"/>
           <w:szCs w:val="28"/>
         </w:rPr>
-        <w:t>Điều</w:t>
-      </w:r>
-      <w:proofErr w:type="spellEnd"/>
-      <w:r>
-        <w:rPr>
-          <w:b/>
-          <w:bCs/>
+        <w:t xml:space="preserve">Điều 2. </w:t>
+      </w:r>
+      <w:r>
+        <w:rPr>
           <w:color w:val="000000"/>
           <w:sz w:val="28"/>
           <w:szCs w:val="28"/>
         </w:rPr>
-        <w:t xml:space="preserve"> 2. </w:t>
+        <w:t>[[</w:t>
       </w:r>
       <w:r>
         <w:rPr>
@@ -1804,16 +849,8 @@
           <w:sz w:val="28"/>
           <w:szCs w:val="28"/>
         </w:rPr>
-        <w:t>[[</w:t>
-      </w:r>
-      <w:proofErr w:type="spellStart"/>
-      <w:r>
-        <w:rPr>
-          <w:color w:val="000000"/>
-        </w:rPr>
         <w:t>TenCQ</w:t>
       </w:r>
-      <w:proofErr w:type="spellEnd"/>
       <w:r>
         <w:rPr>
           <w:color w:val="000000"/>
@@ -1843,151 +880,7 @@
           <w:sz w:val="28"/>
           <w:szCs w:val="28"/>
         </w:rPr>
-        <w:t xml:space="preserve">  </w:t>
-      </w:r>
-      <w:proofErr w:type="spellStart"/>
-      <w:r>
-        <w:rPr>
-          <w:color w:val="000000"/>
-          <w:sz w:val="28"/>
-          <w:szCs w:val="28"/>
-        </w:rPr>
-        <w:t>chịu</w:t>
-      </w:r>
-      <w:proofErr w:type="spellEnd"/>
-      <w:r>
-        <w:rPr>
-          <w:color w:val="000000"/>
-          <w:sz w:val="28"/>
-          <w:szCs w:val="28"/>
-        </w:rPr>
-        <w:t xml:space="preserve"> </w:t>
-      </w:r>
-      <w:proofErr w:type="spellStart"/>
-      <w:r>
-        <w:rPr>
-          <w:color w:val="000000"/>
-          <w:sz w:val="28"/>
-          <w:szCs w:val="28"/>
-        </w:rPr>
-        <w:t>trách</w:t>
-      </w:r>
-      <w:proofErr w:type="spellEnd"/>
-      <w:r>
-        <w:rPr>
-          <w:color w:val="000000"/>
-          <w:sz w:val="28"/>
-          <w:szCs w:val="28"/>
-        </w:rPr>
-        <w:t xml:space="preserve"> </w:t>
-      </w:r>
-      <w:proofErr w:type="spellStart"/>
-      <w:r>
-        <w:rPr>
-          <w:color w:val="000000"/>
-          <w:sz w:val="28"/>
-          <w:szCs w:val="28"/>
-        </w:rPr>
-        <w:t>nhiệm</w:t>
-      </w:r>
-      <w:proofErr w:type="spellEnd"/>
-      <w:r>
-        <w:rPr>
-          <w:color w:val="000000"/>
-          <w:sz w:val="28"/>
-          <w:szCs w:val="28"/>
-        </w:rPr>
-        <w:t xml:space="preserve"> </w:t>
-      </w:r>
-      <w:proofErr w:type="spellStart"/>
-      <w:r>
-        <w:rPr>
-          <w:color w:val="000000"/>
-          <w:sz w:val="28"/>
-          <w:szCs w:val="28"/>
-        </w:rPr>
-        <w:t>thi</w:t>
-      </w:r>
-      <w:proofErr w:type="spellEnd"/>
-      <w:r>
-        <w:rPr>
-          <w:color w:val="000000"/>
-          <w:sz w:val="28"/>
-          <w:szCs w:val="28"/>
-        </w:rPr>
-        <w:t xml:space="preserve"> </w:t>
-      </w:r>
-      <w:proofErr w:type="spellStart"/>
-      <w:r>
-        <w:rPr>
-          <w:color w:val="000000"/>
-          <w:sz w:val="28"/>
-          <w:szCs w:val="28"/>
-        </w:rPr>
-        <w:t>hành</w:t>
-      </w:r>
-      <w:proofErr w:type="spellEnd"/>
-      <w:r>
-        <w:rPr>
-          <w:color w:val="000000"/>
-          <w:sz w:val="28"/>
-          <w:szCs w:val="28"/>
-        </w:rPr>
-        <w:t xml:space="preserve"> </w:t>
-      </w:r>
-      <w:proofErr w:type="spellStart"/>
-      <w:r>
-        <w:rPr>
-          <w:color w:val="000000"/>
-          <w:sz w:val="28"/>
-          <w:szCs w:val="28"/>
-        </w:rPr>
-        <w:t>Quyết</w:t>
-      </w:r>
-      <w:proofErr w:type="spellEnd"/>
-      <w:r>
-        <w:rPr>
-          <w:color w:val="000000"/>
-          <w:sz w:val="28"/>
-          <w:szCs w:val="28"/>
-        </w:rPr>
-        <w:t xml:space="preserve"> </w:t>
-      </w:r>
-      <w:proofErr w:type="spellStart"/>
-      <w:r>
-        <w:rPr>
-          <w:color w:val="000000"/>
-          <w:sz w:val="28"/>
-          <w:szCs w:val="28"/>
-        </w:rPr>
-        <w:t>định</w:t>
-      </w:r>
-      <w:proofErr w:type="spellEnd"/>
-      <w:r>
-        <w:rPr>
-          <w:color w:val="000000"/>
-          <w:sz w:val="28"/>
-          <w:szCs w:val="28"/>
-        </w:rPr>
-        <w:t xml:space="preserve"> </w:t>
-      </w:r>
-      <w:proofErr w:type="spellStart"/>
-      <w:r>
-        <w:rPr>
-          <w:color w:val="000000"/>
-          <w:sz w:val="28"/>
-          <w:szCs w:val="28"/>
-        </w:rPr>
-        <w:t>này</w:t>
-      </w:r>
-      <w:proofErr w:type="spellEnd"/>
-      <w:r>
-        <w:rPr>
-          <w:color w:val="000000"/>
-          <w:sz w:val="28"/>
-          <w:szCs w:val="28"/>
-        </w:rPr>
-        <w:t>./.</w:t>
+        <w:t xml:space="preserve">  chịu trách nhiệm thi hành Quyết định này./.</w:t>
       </w:r>
     </w:p>
     <w:p>
@@ -2008,8 +901,8 @@
         <w:tblLook w:val="01E0" w:firstRow="1" w:lastRow="1" w:firstColumn="1" w:lastColumn="1" w:noHBand="0" w:noVBand="0"/>
       </w:tblPr>
       <w:tblGrid>
-        <w:gridCol w:w="4048"/>
-        <w:gridCol w:w="4981"/>
+        <w:gridCol w:w="3950"/>
+        <w:gridCol w:w="5079"/>
       </w:tblGrid>
       <w:tr>
         <w:trPr>
@@ -2042,7 +935,6 @@
                 <w:szCs w:val="24"/>
               </w:rPr>
             </w:pPr>
-            <w:proofErr w:type="spellStart"/>
             <w:r>
               <w:rPr>
                 <w:b/>
@@ -2051,40 +943,7 @@
                 <w:sz w:val="24"/>
                 <w:szCs w:val="24"/>
               </w:rPr>
-              <w:t>Nơi</w:t>
-            </w:r>
-            <w:proofErr w:type="spellEnd"/>
-            <w:r>
-              <w:rPr>
-                <w:b/>
-                <w:i/>
-                <w:color w:val="000000"/>
-                <w:sz w:val="24"/>
-                <w:szCs w:val="24"/>
-              </w:rPr>
-              <w:t xml:space="preserve"> </w:t>
-            </w:r>
-            <w:proofErr w:type="spellStart"/>
-            <w:r>
-              <w:rPr>
-                <w:b/>
-                <w:i/>
-                <w:color w:val="000000"/>
-                <w:sz w:val="24"/>
-                <w:szCs w:val="24"/>
-              </w:rPr>
-              <w:t>nhận</w:t>
-            </w:r>
-            <w:proofErr w:type="spellEnd"/>
-            <w:r>
-              <w:rPr>
-                <w:b/>
-                <w:i/>
-                <w:color w:val="000000"/>
-                <w:sz w:val="24"/>
-                <w:szCs w:val="24"/>
-              </w:rPr>
-              <w:t>:</w:t>
+              <w:t>Nơi nhận:</w:t>
             </w:r>
           </w:p>
           <w:p>
@@ -2101,7 +960,23 @@
                 <w:szCs w:val="22"/>
                 <w:lang w:val="pt-BR"/>
               </w:rPr>
-              <w:t>- [[CoQuanDuocDeNghiCungCap]];</w:t>
+              <w:t xml:space="preserve">- </w:t>
+            </w:r>
+            <w:r>
+              <w:rPr>
+                <w:sz w:val="22"/>
+                <w:szCs w:val="22"/>
+                <w:lang w:val="pt-BR"/>
+              </w:rPr>
+              <w:t>Như điều 2</w:t>
+            </w:r>
+            <w:r>
+              <w:rPr>
+                <w:sz w:val="22"/>
+                <w:szCs w:val="22"/>
+                <w:lang w:val="pt-BR"/>
+              </w:rPr>
+              <w:t>;</w:t>
             </w:r>
           </w:p>
           <w:p>
@@ -2166,7 +1041,6 @@
               </w:rPr>
               <w:t>[[</w:t>
             </w:r>
-            <w:proofErr w:type="spellStart"/>
             <w:r>
               <w:rPr>
                 <w:b/>
@@ -2176,19 +1050,7 @@
                 <w:szCs w:val="26"/>
                 <w:lang w:val="fr-FR"/>
               </w:rPr>
-              <w:t>CVTTDVThucHien</w:t>
-            </w:r>
-            <w:proofErr w:type="spellEnd"/>
-            <w:r>
-              <w:rPr>
-                <w:b/>
-                <w:bCs/>
-                <w:color w:val="000000"/>
-                <w:sz w:val="26"/>
-                <w:szCs w:val="26"/>
-                <w:lang w:val="fr-FR"/>
-              </w:rPr>
-              <w:t>]</w:t>
+              <w:t>CVTTDVThucHien]</w:t>
             </w:r>
             <w:r>
               <w:rPr>
@@ -2245,67 +1107,7 @@
                 <w:color w:val="000000"/>
                 <w:lang w:val="fr-FR"/>
               </w:rPr>
-              <w:t>(</w:t>
-            </w:r>
-            <w:proofErr w:type="spellStart"/>
-            <w:r>
-              <w:rPr>
-                <w:i/>
-                <w:iCs/>
-                <w:color w:val="000000"/>
-                <w:lang w:val="fr-FR"/>
-              </w:rPr>
-              <w:t>Chữ</w:t>
-            </w:r>
-            <w:proofErr w:type="spellEnd"/>
-            <w:r>
-              <w:rPr>
-                <w:i/>
-                <w:iCs/>
-                <w:color w:val="000000"/>
-                <w:lang w:val="fr-FR"/>
-              </w:rPr>
-              <w:t xml:space="preserve"> </w:t>
-            </w:r>
-            <w:proofErr w:type="spellStart"/>
-            <w:r>
-              <w:rPr>
-                <w:i/>
-                <w:iCs/>
-                <w:color w:val="000000"/>
-                <w:lang w:val="fr-FR"/>
-              </w:rPr>
-              <w:t>ký</w:t>
-            </w:r>
-            <w:proofErr w:type="spellEnd"/>
-            <w:r>
-              <w:rPr>
-                <w:i/>
-                <w:iCs/>
-                <w:color w:val="000000"/>
-                <w:lang w:val="fr-FR"/>
-              </w:rPr>
-              <w:t xml:space="preserve">, </w:t>
-            </w:r>
-            <w:proofErr w:type="spellStart"/>
-            <w:r>
-              <w:rPr>
-                <w:i/>
-                <w:iCs/>
-                <w:color w:val="000000"/>
-                <w:lang w:val="fr-FR"/>
-              </w:rPr>
-              <w:t>dấu</w:t>
-            </w:r>
-            <w:proofErr w:type="spellEnd"/>
-            <w:r>
-              <w:rPr>
-                <w:i/>
-                <w:iCs/>
-                <w:color w:val="000000"/>
-                <w:lang w:val="fr-FR"/>
-              </w:rPr>
-              <w:t>)</w:t>
+              <w:t>(Chữ ký, dấu)</w:t>
             </w:r>
           </w:p>
           <w:p>
@@ -2336,87 +1138,7 @@
                 <w:color w:val="000000"/>
                 <w:lang w:val="fr-FR"/>
               </w:rPr>
-              <w:t xml:space="preserve">                      (</w:t>
-            </w:r>
-            <w:proofErr w:type="spellStart"/>
-            <w:r>
-              <w:rPr>
-                <w:b/>
-                <w:bCs/>
-                <w:color w:val="000000"/>
-                <w:lang w:val="fr-FR"/>
-              </w:rPr>
-              <w:t>Cấp</w:t>
-            </w:r>
-            <w:proofErr w:type="spellEnd"/>
-            <w:r>
-              <w:rPr>
-                <w:b/>
-                <w:bCs/>
-                <w:color w:val="000000"/>
-                <w:lang w:val="fr-FR"/>
-              </w:rPr>
-              <w:t xml:space="preserve"> </w:t>
-            </w:r>
-            <w:proofErr w:type="spellStart"/>
-            <w:r>
-              <w:rPr>
-                <w:b/>
-                <w:bCs/>
-                <w:color w:val="000000"/>
-                <w:lang w:val="fr-FR"/>
-              </w:rPr>
-              <w:t>bậc</w:t>
-            </w:r>
-            <w:proofErr w:type="spellEnd"/>
-            <w:r>
-              <w:rPr>
-                <w:b/>
-                <w:bCs/>
-                <w:color w:val="000000"/>
-                <w:lang w:val="fr-FR"/>
-              </w:rPr>
-              <w:t xml:space="preserve">, </w:t>
-            </w:r>
-            <w:proofErr w:type="spellStart"/>
-            <w:r>
-              <w:rPr>
-                <w:b/>
-                <w:bCs/>
-                <w:color w:val="000000"/>
-                <w:lang w:val="fr-FR"/>
-              </w:rPr>
-              <w:t>họ</w:t>
-            </w:r>
-            <w:proofErr w:type="spellEnd"/>
-            <w:r>
-              <w:rPr>
-                <w:b/>
-                <w:bCs/>
-                <w:color w:val="000000"/>
-                <w:lang w:val="fr-FR"/>
-              </w:rPr>
-              <w:t xml:space="preserve"> </w:t>
-            </w:r>
-            <w:proofErr w:type="spellStart"/>
-            <w:r>
-              <w:rPr>
-                <w:b/>
-                <w:bCs/>
-                <w:color w:val="000000"/>
-                <w:lang w:val="fr-FR"/>
-              </w:rPr>
-              <w:t>tên</w:t>
-            </w:r>
-            <w:proofErr w:type="spellEnd"/>
-            <w:r>
-              <w:rPr>
-                <w:b/>
-                <w:bCs/>
-                <w:color w:val="000000"/>
-                <w:lang w:val="fr-FR"/>
-              </w:rPr>
-              <w:t>)</w:t>
+              <w:t xml:space="preserve">                      (Cấp bậc, họ tên)</w:t>
             </w:r>
           </w:p>
         </w:tc>
@@ -2434,7 +1156,7 @@
 </file>
 
 <file path=word/styles.xml><?xml version="1.0" encoding="utf-8"?>
-<w:styles xmlns:mc="http://schemas.openxmlformats.org/markup-compatibility/2006" xmlns:r="http://schemas.openxmlformats.org/officeDocument/2006/relationships" xmlns:w="http://schemas.openxmlformats.org/wordprocessingml/2006/main" xmlns:w14="http://schemas.microsoft.com/office/word/2010/wordml" xmlns:w15="http://schemas.microsoft.com/office/word/2012/wordml" xmlns:w16cex="http://schemas.microsoft.com/office/word/2018/wordml/cex" xmlns:w16cid="http://schemas.microsoft.com/office/word/2016/wordml/cid" xmlns:w16="http://schemas.microsoft.com/office/word/2018/wordml" xmlns:w16sdtdh="http://schemas.microsoft.com/office/word/2020/wordml/sdtdatahash" xmlns:w16se="http://schemas.microsoft.com/office/word/2015/wordml/symex" mc:Ignorable="w14 w15 w16se w16cid w16 w16cex w16sdtdh">
+<w:styles xmlns:mc="http://schemas.openxmlformats.org/markup-compatibility/2006" xmlns:r="http://schemas.openxmlformats.org/officeDocument/2006/relationships" xmlns:w="http://schemas.openxmlformats.org/wordprocessingml/2006/main" xmlns:w14="http://schemas.microsoft.com/office/word/2010/wordml" xmlns:w15="http://schemas.microsoft.com/office/word/2012/wordml" xmlns:w16se="http://schemas.microsoft.com/office/word/2015/wordml/symex" mc:Ignorable="w14 w15 w16se">
   <w:docDefaults>
     <w:rPrDefault>
       <w:rPr>
@@ -2450,7 +1172,7 @@
       </w:pPr>
     </w:pPrDefault>
   </w:docDefaults>
-  <w:latentStyles w:defLockedState="0" w:defUIPriority="99" w:defSemiHidden="0" w:defUnhideWhenUsed="0" w:defQFormat="0" w:count="376">
+  <w:latentStyles w:defLockedState="0" w:defUIPriority="99" w:defSemiHidden="0" w:defUnhideWhenUsed="0" w:defQFormat="0" w:count="371">
     <w:lsdException w:name="Normal" w:uiPriority="0" w:qFormat="1"/>
     <w:lsdException w:name="heading 1" w:uiPriority="9" w:qFormat="1"/>
     <w:lsdException w:name="heading 2" w:semiHidden="1" w:uiPriority="9" w:unhideWhenUsed="1" w:qFormat="1"/>
@@ -2822,11 +1544,6 @@
     <w:lsdException w:name="List Table 5 Dark Accent 6" w:uiPriority="50"/>
     <w:lsdException w:name="List Table 6 Colorful Accent 6" w:uiPriority="51"/>
     <w:lsdException w:name="List Table 7 Colorful Accent 6" w:uiPriority="52"/>
-    <w:lsdException w:name="Mention" w:semiHidden="1" w:unhideWhenUsed="1"/>
-    <w:lsdException w:name="Smart Hyperlink" w:semiHidden="1" w:unhideWhenUsed="1"/>
-    <w:lsdException w:name="Hashtag" w:semiHidden="1" w:unhideWhenUsed="1"/>
-    <w:lsdException w:name="Unresolved Mention" w:semiHidden="1" w:unhideWhenUsed="1"/>
-    <w:lsdException w:name="Smart Link" w:semiHidden="1" w:unhideWhenUsed="1"/>
   </w:latentStyles>
   <w:style w:type="paragraph" w:default="1" w:styleId="Normal">
     <w:name w:val="Normal"/>

--- a/Tố cáo/19-TC.docx
+++ b/Tố cáo/19-TC.docx
@@ -1,26 +1,16 @@
 
 <file path=word/document.xml><?xml version="1.0" encoding="utf-8"?>
-<w:document xmlns:wpc="http://schemas.microsoft.com/office/word/2010/wordprocessingCanvas" xmlns:cx="http://schemas.microsoft.com/office/drawing/2014/chartex" xmlns:mc="http://schemas.openxmlformats.org/markup-compatibility/2006" xmlns:o="urn:schemas-microsoft-com:office:office" xmlns:r="http://schemas.openxmlformats.org/officeDocument/2006/relationships" xmlns:m="http://schemas.openxmlformats.org/officeDocument/2006/math" xmlns:v="urn:schemas-microsoft-com:vml" xmlns:wp14="http://schemas.microsoft.com/office/word/2010/wordprocessingDrawing" xmlns:wp="http://schemas.openxmlformats.org/drawingml/2006/wordprocessingDrawing" xmlns:w10="urn:schemas-microsoft-com:office:word" xmlns:w="http://schemas.openxmlformats.org/wordprocessingml/2006/main" xmlns:w14="http://schemas.microsoft.com/office/word/2010/wordml" xmlns:w15="http://schemas.microsoft.com/office/word/2012/wordml" xmlns:w16se="http://schemas.microsoft.com/office/word/2015/wordml/symex" xmlns:wpg="http://schemas.microsoft.com/office/word/2010/wordprocessingGroup" xmlns:wpi="http://schemas.microsoft.com/office/word/2010/wordprocessingInk" xmlns:wne="http://schemas.microsoft.com/office/word/2006/wordml" xmlns:wps="http://schemas.microsoft.com/office/word/2010/wordprocessingShape" mc:Ignorable="w14 w15 w16se wp14">
+<w:document xmlns:wpc="http://schemas.microsoft.com/office/word/2010/wordprocessingCanvas" xmlns:cx="http://schemas.microsoft.com/office/drawing/2014/chartex" xmlns:cx1="http://schemas.microsoft.com/office/drawing/2015/9/8/chartex" xmlns:cx2="http://schemas.microsoft.com/office/drawing/2015/10/21/chartex" xmlns:cx3="http://schemas.microsoft.com/office/drawing/2016/5/9/chartex" xmlns:cx4="http://schemas.microsoft.com/office/drawing/2016/5/10/chartex" xmlns:cx5="http://schemas.microsoft.com/office/drawing/2016/5/11/chartex" xmlns:cx6="http://schemas.microsoft.com/office/drawing/2016/5/12/chartex" xmlns:cx7="http://schemas.microsoft.com/office/drawing/2016/5/13/chartex" xmlns:cx8="http://schemas.microsoft.com/office/drawing/2016/5/14/chartex" xmlns:mc="http://schemas.openxmlformats.org/markup-compatibility/2006" xmlns:aink="http://schemas.microsoft.com/office/drawing/2016/ink" xmlns:am3d="http://schemas.microsoft.com/office/drawing/2017/model3d" xmlns:o="urn:schemas-microsoft-com:office:office" xmlns:r="http://schemas.openxmlformats.org/officeDocument/2006/relationships" xmlns:m="http://schemas.openxmlformats.org/officeDocument/2006/math" xmlns:v="urn:schemas-microsoft-com:vml" xmlns:wp14="http://schemas.microsoft.com/office/word/2010/wordprocessingDrawing" xmlns:wp="http://schemas.openxmlformats.org/drawingml/2006/wordprocessingDrawing" xmlns:w10="urn:schemas-microsoft-com:office:word" xmlns:w="http://schemas.openxmlformats.org/wordprocessingml/2006/main" xmlns:w14="http://schemas.microsoft.com/office/word/2010/wordml" xmlns:w15="http://schemas.microsoft.com/office/word/2012/wordml" xmlns:w16cex="http://schemas.microsoft.com/office/word/2018/wordml/cex" xmlns:w16cid="http://schemas.microsoft.com/office/word/2016/wordml/cid" xmlns:w16="http://schemas.microsoft.com/office/word/2018/wordml" xmlns:w16se="http://schemas.microsoft.com/office/word/2015/wordml/symex" xmlns:wpg="http://schemas.microsoft.com/office/word/2010/wordprocessingGroup" xmlns:wpi="http://schemas.microsoft.com/office/word/2010/wordprocessingInk" xmlns:wne="http://schemas.microsoft.com/office/word/2006/wordml" xmlns:wps="http://schemas.microsoft.com/office/word/2010/wordprocessingShape" mc:Ignorable="w14 w15 w16se w16cid w16 w16cex wp14">
   <w:body>
-    <w:p>
-      <w:pPr>
-        <w:tabs>
-          <w:tab w:val="center" w:pos="4677"/>
-        </w:tabs>
-        <w:rPr>
-          <w:bCs/>
-          <w:color w:val="000000"/>
-        </w:rPr>
-      </w:pPr>
-    </w:p>
     <w:tbl>
       <w:tblPr>
-        <w:tblW w:w="0" w:type="auto"/>
+        <w:tblpPr w:leftFromText="180" w:rightFromText="180" w:vertAnchor="text" w:horzAnchor="margin" w:tblpY="121"/>
+        <w:tblW w:w="9579" w:type="dxa"/>
         <w:tblLook w:val="01E0" w:firstRow="1" w:lastRow="1" w:firstColumn="1" w:lastColumn="1" w:noHBand="0" w:noVBand="0"/>
       </w:tblPr>
       <w:tblGrid>
-        <w:gridCol w:w="3027"/>
-        <w:gridCol w:w="6002"/>
+        <w:gridCol w:w="3828"/>
+        <w:gridCol w:w="5751"/>
       </w:tblGrid>
       <w:tr>
         <w:trPr>
@@ -28,7 +18,7 @@
         </w:trPr>
         <w:tc>
           <w:tcPr>
-            <w:tcW w:w="3132" w:type="dxa"/>
+            <w:tcW w:w="3828" w:type="dxa"/>
           </w:tcPr>
           <w:p>
             <w:pPr>
@@ -45,7 +35,7 @@
                 <w:sz w:val="26"/>
                 <w:szCs w:val="26"/>
               </w:rPr>
-              <w:t>[[DVChuQuan]]</w:t>
+              <w:t>[[TenCoQuanToChucLine1]]</w:t>
             </w:r>
           </w:p>
           <w:p>
@@ -64,7 +54,23 @@
                 <w:sz w:val="26"/>
                 <w:szCs w:val="26"/>
               </w:rPr>
-              <w:t>[[DVThucHien]]</w:t>
+              <w:t>[[TenCoQuanToChucLine</w:t>
+            </w:r>
+            <w:r>
+              <w:rPr>
+                <w:color w:val="000000"/>
+                <w:sz w:val="26"/>
+                <w:szCs w:val="26"/>
+              </w:rPr>
+              <w:t>2</w:t>
+            </w:r>
+            <w:r>
+              <w:rPr>
+                <w:color w:val="000000"/>
+                <w:sz w:val="26"/>
+                <w:szCs w:val="26"/>
+              </w:rPr>
+              <w:t>]]</w:t>
             </w:r>
           </w:p>
           <w:p>
@@ -86,10 +92,10 @@
               <mc:AlternateContent>
                 <mc:Choice Requires="wps">
                   <w:drawing>
-                    <wp:anchor distT="0" distB="0" distL="114300" distR="114300" simplePos="0" relativeHeight="251660288" behindDoc="0" locked="0" layoutInCell="1" allowOverlap="1" wp14:anchorId="7A8000A9" wp14:editId="1BA64DAE">
+                    <wp:anchor distT="0" distB="0" distL="114300" distR="114300" simplePos="0" relativeHeight="251661312" behindDoc="0" locked="0" layoutInCell="1" allowOverlap="1" wp14:anchorId="30CA22E1" wp14:editId="3E228ED1">
                       <wp:simplePos x="0" y="0"/>
                       <wp:positionH relativeFrom="column">
-                        <wp:posOffset>553720</wp:posOffset>
+                        <wp:posOffset>797560</wp:posOffset>
                       </wp:positionH>
                       <wp:positionV relativeFrom="paragraph">
                         <wp:posOffset>49530</wp:posOffset>
@@ -145,9 +151,9 @@
                     </wp:anchor>
                   </w:drawing>
                 </mc:Choice>
-                <mc:Fallback xmlns:w16sdtdh="http://schemas.microsoft.com/office/word/2020/wordml/sdtdatahash" xmlns:w16="http://schemas.microsoft.com/office/word/2018/wordml" xmlns:w16cid="http://schemas.microsoft.com/office/word/2016/wordml/cid" xmlns:w16cex="http://schemas.microsoft.com/office/word/2018/wordml/cex" xmlns:oel="http://schemas.microsoft.com/office/2019/extlst" xmlns:am3d="http://schemas.microsoft.com/office/drawing/2017/model3d" xmlns:aink="http://schemas.microsoft.com/office/drawing/2016/ink" xmlns:cx8="http://schemas.microsoft.com/office/drawing/2016/5/14/chartex" xmlns:cx7="http://schemas.microsoft.com/office/drawing/2016/5/13/chartex" xmlns:cx6="http://schemas.microsoft.com/office/drawing/2016/5/12/chartex" xmlns:cx5="http://schemas.microsoft.com/office/drawing/2016/5/11/chartex" xmlns:cx4="http://schemas.microsoft.com/office/drawing/2016/5/10/chartex" xmlns:cx3="http://schemas.microsoft.com/office/drawing/2016/5/9/chartex" xmlns:cx2="http://schemas.microsoft.com/office/drawing/2015/10/21/chartex" xmlns:cx1="http://schemas.microsoft.com/office/drawing/2015/9/8/chartex">
+                <mc:Fallback>
                   <w:pict>
-                    <v:line w14:anchorId="0011B1AB" id="Straight Connector 3" o:spid="_x0000_s1026" style="position:absolute;z-index:251660288;visibility:visible;mso-wrap-style:square;mso-width-percent:0;mso-height-percent:0;mso-wrap-distance-left:9pt;mso-wrap-distance-top:0;mso-wrap-distance-right:9pt;mso-wrap-distance-bottom:0;mso-position-horizontal:absolute;mso-position-horizontal-relative:text;mso-position-vertical:absolute;mso-position-vertical-relative:text;mso-width-percent:0;mso-height-percent:0;mso-width-relative:page;mso-height-relative:page" from="43.6pt,3.9pt" to="98.1pt,3.9pt" o:gfxdata="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"/>
+                    <v:line w14:anchorId="4E0AD6EF" id="Straight Connector 3" o:spid="_x0000_s1026" style="position:absolute;z-index:251661312;visibility:visible;mso-wrap-style:square;mso-width-percent:0;mso-height-percent:0;mso-wrap-distance-left:9pt;mso-wrap-distance-top:0;mso-wrap-distance-right:9pt;mso-wrap-distance-bottom:0;mso-position-horizontal:absolute;mso-position-horizontal-relative:text;mso-position-vertical:absolute;mso-position-vertical-relative:text;mso-width-percent:0;mso-height-percent:0;mso-width-relative:page;mso-height-relative:page" from="62.8pt,3.9pt" to="117.3pt,3.9pt" o:gfxdata="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"/>
                   </w:pict>
                 </mc:Fallback>
               </mc:AlternateContent>
@@ -171,8 +177,6 @@
               </w:rPr>
               <w:t>Số:</w:t>
             </w:r>
-            <w:bookmarkStart w:id="0" w:name="_GoBack"/>
-            <w:bookmarkEnd w:id="0"/>
             <w:r>
               <w:rPr>
                 <w:color w:val="000000"/>
@@ -204,7 +208,7 @@
         </w:tc>
         <w:tc>
           <w:tcPr>
-            <w:tcW w:w="6401" w:type="dxa"/>
+            <w:tcW w:w="5751" w:type="dxa"/>
           </w:tcPr>
           <w:p>
             <w:pPr>
@@ -272,10 +276,10 @@
               <mc:AlternateContent>
                 <mc:Choice Requires="wps">
                   <w:drawing>
-                    <wp:anchor distT="0" distB="0" distL="114300" distR="114300" simplePos="0" relativeHeight="251661312" behindDoc="0" locked="0" layoutInCell="1" allowOverlap="1" wp14:anchorId="55FED078" wp14:editId="2B9077A4">
+                    <wp:anchor distT="0" distB="0" distL="114300" distR="114300" simplePos="0" relativeHeight="251662336" behindDoc="0" locked="0" layoutInCell="1" allowOverlap="1" wp14:anchorId="4CD83922" wp14:editId="43F6D9AF">
                       <wp:simplePos x="0" y="0"/>
                       <wp:positionH relativeFrom="column">
-                        <wp:posOffset>897890</wp:posOffset>
+                        <wp:posOffset>756920</wp:posOffset>
                       </wp:positionH>
                       <wp:positionV relativeFrom="paragraph">
                         <wp:posOffset>31750</wp:posOffset>
@@ -331,9 +335,9 @@
                     </wp:anchor>
                   </w:drawing>
                 </mc:Choice>
-                <mc:Fallback xmlns:w16sdtdh="http://schemas.microsoft.com/office/word/2020/wordml/sdtdatahash" xmlns:w16="http://schemas.microsoft.com/office/word/2018/wordml" xmlns:w16cid="http://schemas.microsoft.com/office/word/2016/wordml/cid" xmlns:w16cex="http://schemas.microsoft.com/office/word/2018/wordml/cex" xmlns:oel="http://schemas.microsoft.com/office/2019/extlst" xmlns:am3d="http://schemas.microsoft.com/office/drawing/2017/model3d" xmlns:aink="http://schemas.microsoft.com/office/drawing/2016/ink" xmlns:cx8="http://schemas.microsoft.com/office/drawing/2016/5/14/chartex" xmlns:cx7="http://schemas.microsoft.com/office/drawing/2016/5/13/chartex" xmlns:cx6="http://schemas.microsoft.com/office/drawing/2016/5/12/chartex" xmlns:cx5="http://schemas.microsoft.com/office/drawing/2016/5/11/chartex" xmlns:cx4="http://schemas.microsoft.com/office/drawing/2016/5/10/chartex" xmlns:cx3="http://schemas.microsoft.com/office/drawing/2016/5/9/chartex" xmlns:cx2="http://schemas.microsoft.com/office/drawing/2015/10/21/chartex" xmlns:cx1="http://schemas.microsoft.com/office/drawing/2015/9/8/chartex">
+                <mc:Fallback>
                   <w:pict>
-                    <v:line w14:anchorId="3B52D973" id="Straight Connector 2" o:spid="_x0000_s1026" style="position:absolute;z-index:251661312;visibility:visible;mso-wrap-style:square;mso-width-percent:0;mso-height-percent:0;mso-wrap-distance-left:9pt;mso-wrap-distance-top:0;mso-wrap-distance-right:9pt;mso-wrap-distance-bottom:0;mso-position-horizontal:absolute;mso-position-horizontal-relative:text;mso-position-vertical:absolute;mso-position-vertical-relative:text;mso-width-percent:0;mso-height-percent:0;mso-width-relative:page;mso-height-relative:page" from="70.7pt,2.5pt" to="229.1pt,2.5pt" o:gfxdata="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"/>
+                    <v:line w14:anchorId="242529AB" id="Straight Connector 2" o:spid="_x0000_s1026" style="position:absolute;z-index:251662336;visibility:visible;mso-wrap-style:square;mso-width-percent:0;mso-height-percent:0;mso-wrap-distance-left:9pt;mso-wrap-distance-top:0;mso-wrap-distance-right:9pt;mso-wrap-distance-bottom:0;mso-position-horizontal:absolute;mso-position-horizontal-relative:text;mso-position-vertical:absolute;mso-position-vertical-relative:text;mso-width-percent:0;mso-height-percent:0;mso-width-relative:page;mso-height-relative:page" from="59.6pt,2.5pt" to="218pt,2.5pt" o:gfxdata="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"/>
                   </w:pict>
                 </mc:Fallback>
               </mc:AlternateContent>
@@ -363,6 +367,19 @@
         </w:tc>
       </w:tr>
     </w:tbl>
+    <w:p>
+      <w:pPr>
+        <w:tabs>
+          <w:tab w:val="center" w:pos="4677"/>
+        </w:tabs>
+        <w:rPr>
+          <w:bCs/>
+          <w:color w:val="000000"/>
+        </w:rPr>
+      </w:pPr>
+      <w:bookmarkStart w:id="0" w:name="_GoBack"/>
+      <w:bookmarkEnd w:id="0"/>
+    </w:p>
     <w:p>
       <w:pPr>
         <w:jc w:val="center"/>
@@ -483,7 +500,7 @@
               </wp:anchor>
             </w:drawing>
           </mc:Choice>
-          <mc:Fallback xmlns:w16sdtdh="http://schemas.microsoft.com/office/word/2020/wordml/sdtdatahash" xmlns:w16="http://schemas.microsoft.com/office/word/2018/wordml" xmlns:w16cid="http://schemas.microsoft.com/office/word/2016/wordml/cid" xmlns:w16cex="http://schemas.microsoft.com/office/word/2018/wordml/cex" xmlns:oel="http://schemas.microsoft.com/office/2019/extlst" xmlns:am3d="http://schemas.microsoft.com/office/drawing/2017/model3d" xmlns:aink="http://schemas.microsoft.com/office/drawing/2016/ink" xmlns:cx8="http://schemas.microsoft.com/office/drawing/2016/5/14/chartex" xmlns:cx7="http://schemas.microsoft.com/office/drawing/2016/5/13/chartex" xmlns:cx6="http://schemas.microsoft.com/office/drawing/2016/5/12/chartex" xmlns:cx5="http://schemas.microsoft.com/office/drawing/2016/5/11/chartex" xmlns:cx4="http://schemas.microsoft.com/office/drawing/2016/5/10/chartex" xmlns:cx3="http://schemas.microsoft.com/office/drawing/2016/5/9/chartex" xmlns:cx2="http://schemas.microsoft.com/office/drawing/2015/10/21/chartex" xmlns:cx1="http://schemas.microsoft.com/office/drawing/2015/9/8/chartex">
+          <mc:Fallback xmlns:oel="http://schemas.microsoft.com/office/2019/extlst" xmlns:w16sdtdh="http://schemas.microsoft.com/office/word/2020/wordml/sdtdatahash">
             <w:pict>
               <v:line w14:anchorId="448596D2" id="Straight Connector 1" o:spid="_x0000_s1026" style="position:absolute;z-index:251659264;visibility:visible;mso-wrap-style:square;mso-width-percent:0;mso-height-percent:0;mso-wrap-distance-left:9pt;mso-wrap-distance-top:0;mso-wrap-distance-right:9pt;mso-wrap-distance-bottom:0;mso-position-horizontal:absolute;mso-position-horizontal-relative:text;mso-position-vertical:absolute;mso-position-vertical-relative:text;mso-width-percent:0;mso-height-percent:0;mso-width-relative:page;mso-height-relative:page" from="199.7pt,3.15pt" to="253.7pt,3.15pt" o:gfxdata="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"/>
             </w:pict>
@@ -1156,7 +1173,7 @@
 </file>
 
 <file path=word/styles.xml><?xml version="1.0" encoding="utf-8"?>
-<w:styles xmlns:mc="http://schemas.openxmlformats.org/markup-compatibility/2006" xmlns:r="http://schemas.openxmlformats.org/officeDocument/2006/relationships" xmlns:w="http://schemas.openxmlformats.org/wordprocessingml/2006/main" xmlns:w14="http://schemas.microsoft.com/office/word/2010/wordml" xmlns:w15="http://schemas.microsoft.com/office/word/2012/wordml" xmlns:w16se="http://schemas.microsoft.com/office/word/2015/wordml/symex" mc:Ignorable="w14 w15 w16se">
+<w:styles xmlns:mc="http://schemas.openxmlformats.org/markup-compatibility/2006" xmlns:r="http://schemas.openxmlformats.org/officeDocument/2006/relationships" xmlns:w="http://schemas.openxmlformats.org/wordprocessingml/2006/main" xmlns:w14="http://schemas.microsoft.com/office/word/2010/wordml" xmlns:w15="http://schemas.microsoft.com/office/word/2012/wordml" xmlns:w16cex="http://schemas.microsoft.com/office/word/2018/wordml/cex" xmlns:w16cid="http://schemas.microsoft.com/office/word/2016/wordml/cid" xmlns:w16="http://schemas.microsoft.com/office/word/2018/wordml" xmlns:w16se="http://schemas.microsoft.com/office/word/2015/wordml/symex" mc:Ignorable="w14 w15 w16se w16cid w16 w16cex">
   <w:docDefaults>
     <w:rPrDefault>
       <w:rPr>
@@ -1172,7 +1189,7 @@
       </w:pPr>
     </w:pPrDefault>
   </w:docDefaults>
-  <w:latentStyles w:defLockedState="0" w:defUIPriority="99" w:defSemiHidden="0" w:defUnhideWhenUsed="0" w:defQFormat="0" w:count="371">
+  <w:latentStyles w:defLockedState="0" w:defUIPriority="99" w:defSemiHidden="0" w:defUnhideWhenUsed="0" w:defQFormat="0" w:count="376">
     <w:lsdException w:name="Normal" w:uiPriority="0" w:qFormat="1"/>
     <w:lsdException w:name="heading 1" w:uiPriority="9" w:qFormat="1"/>
     <w:lsdException w:name="heading 2" w:semiHidden="1" w:uiPriority="9" w:unhideWhenUsed="1" w:qFormat="1"/>
@@ -1278,7 +1295,6 @@
     <w:lsdException w:name="HTML Sample" w:semiHidden="1" w:unhideWhenUsed="1"/>
     <w:lsdException w:name="HTML Typewriter" w:semiHidden="1" w:unhideWhenUsed="1"/>
     <w:lsdException w:name="HTML Variable" w:semiHidden="1" w:unhideWhenUsed="1"/>
-    <w:lsdException w:name="Normal Table" w:semiHidden="1" w:unhideWhenUsed="1"/>
     <w:lsdException w:name="annotation subject" w:semiHidden="1" w:unhideWhenUsed="1"/>
     <w:lsdException w:name="No List" w:semiHidden="1" w:unhideWhenUsed="1"/>
     <w:lsdException w:name="Outline List 1" w:semiHidden="1" w:unhideWhenUsed="1"/>
@@ -1321,11 +1337,8 @@
     <w:lsdException w:name="Table Contemporary" w:semiHidden="1" w:unhideWhenUsed="1"/>
     <w:lsdException w:name="Table Elegant" w:semiHidden="1" w:unhideWhenUsed="1"/>
     <w:lsdException w:name="Table Professional" w:semiHidden="1" w:unhideWhenUsed="1"/>
-    <w:lsdException w:name="Table Subtle 1" w:semiHidden="1" w:unhideWhenUsed="1"/>
     <w:lsdException w:name="Table Subtle 2" w:semiHidden="1" w:unhideWhenUsed="1"/>
     <w:lsdException w:name="Table Web 1" w:semiHidden="1" w:unhideWhenUsed="1"/>
-    <w:lsdException w:name="Table Web 2" w:semiHidden="1" w:unhideWhenUsed="1"/>
-    <w:lsdException w:name="Table Web 3" w:semiHidden="1" w:unhideWhenUsed="1"/>
     <w:lsdException w:name="Balloon Text" w:semiHidden="1" w:unhideWhenUsed="1"/>
     <w:lsdException w:name="Table Grid" w:uiPriority="39"/>
     <w:lsdException w:name="Table Theme" w:semiHidden="1" w:unhideWhenUsed="1"/>
@@ -1544,6 +1557,11 @@
     <w:lsdException w:name="List Table 5 Dark Accent 6" w:uiPriority="50"/>
     <w:lsdException w:name="List Table 6 Colorful Accent 6" w:uiPriority="51"/>
     <w:lsdException w:name="List Table 7 Colorful Accent 6" w:uiPriority="52"/>
+    <w:lsdException w:name="Mention" w:semiHidden="1" w:unhideWhenUsed="1"/>
+    <w:lsdException w:name="Smart Hyperlink" w:semiHidden="1" w:unhideWhenUsed="1"/>
+    <w:lsdException w:name="Hashtag" w:semiHidden="1" w:unhideWhenUsed="1"/>
+    <w:lsdException w:name="Unresolved Mention" w:semiHidden="1" w:unhideWhenUsed="1"/>
+    <w:lsdException w:name="Smart Link" w:semiHidden="1" w:unhideWhenUsed="1"/>
   </w:latentStyles>
   <w:style w:type="paragraph" w:default="1" w:styleId="Normal">
     <w:name w:val="Normal"/>
